--- a/测试记录/502测试记录.docx
+++ b/测试记录/502测试记录.docx
@@ -29,7 +29,7 @@
           <w:color w:val="606B75"/>
           <w:sz w:val="23"/>
         </w:rPr>
-        <w:t>本文件记录 2026-10-22 ~ 10-24 期间的真实测试过程与数据</w:t>
+        <w:t>本文件记录 2026-10-22 ~ 10-27 期间的真实测试过程与数据</w:t>
       </w:r>
     </w:p>
     <w:p>
@@ -46,7 +46,7 @@
           <w:color w:val="606B75"/>
           <w:sz w:val="18"/>
         </w:rPr>
-        <w:t>v1.0 · 谢玲 2352500401</w:t>
+        <w:t>v1.1 · 谢玲 2352500401</w:t>
       </w:r>
     </w:p>
     <w:tbl>
@@ -480,7 +480,7 @@
                 <w:b w:val="0"/>
                 <w:sz w:val="17"/>
               </w:rPr>
-              <w:t>槽型/对射红外模块（**测试时尚未到货**）</w:t>
+              <w:t>红外对射模块（分体式，3 针，LM393 比较器输出，2026-10-27 接入）</w:t>
             </w:r>
           </w:p>
         </w:tc>
@@ -525,7 +525,7 @@
                 <w:b w:val="0"/>
                 <w:sz w:val="17"/>
               </w:rPr>
-              <w:t>CH340 USB-TTL，串口 ISP，波特率 38400</w:t>
+              <w:t>ST-Link V2（SWD，Keil UV4 -f 命令行，2026-10-27 起）；备用：CH340 串口 ISP</w:t>
             </w:r>
           </w:p>
         </w:tc>
@@ -1779,6 +1779,1030 @@
           </w:p>
         </w:tc>
       </w:tr>
+      <w:tr>
+        <w:trPr>
+          <w:cantSplit w:val="true"/>
+        </w:trPr>
+        <w:tc>
+          <w:tcPr>
+            <w:tcW w:type="dxa" w:w="680"/>
+            <w:vAlign w:val="center"/>
+          </w:tcPr>
+          <w:p>
+            <w:pPr>
+              <w:spacing w:after="0" w:before="0" w:line="264" w:lineRule="auto"/>
+              <w:jc w:val="center"/>
+            </w:pPr>
+            <w:r>
+              <w:rPr>
+                <w:rFonts w:ascii="Calibri" w:hAnsi="Calibri" w:eastAsia="宋体"/>
+                <w:b w:val="0"/>
+                <w:sz w:val="15"/>
+              </w:rPr>
+              <w:t>T-09</w:t>
+            </w:r>
+          </w:p>
+        </w:tc>
+        <w:tc>
+          <w:tcPr>
+            <w:tcW w:type="dxa" w:w="567"/>
+            <w:vAlign w:val="center"/>
+          </w:tcPr>
+          <w:p>
+            <w:pPr>
+              <w:spacing w:after="0" w:before="0" w:line="264" w:lineRule="auto"/>
+              <w:jc w:val="center"/>
+            </w:pPr>
+            <w:r>
+              <w:rPr>
+                <w:rFonts w:ascii="Calibri" w:hAnsi="Calibri" w:eastAsia="宋体"/>
+                <w:b w:val="0"/>
+                <w:sz w:val="15"/>
+              </w:rPr>
+              <w:t>10-27</w:t>
+            </w:r>
+          </w:p>
+        </w:tc>
+        <w:tc>
+          <w:tcPr>
+            <w:tcW w:type="dxa" w:w="1701"/>
+            <w:vAlign w:val="center"/>
+          </w:tcPr>
+          <w:p>
+            <w:pPr>
+              <w:spacing w:after="0" w:before="0" w:line="264" w:lineRule="auto"/>
+              <w:jc w:val="left"/>
+            </w:pPr>
+            <w:r>
+              <w:rPr>
+                <w:rFonts w:ascii="Calibri" w:hAnsi="Calibri" w:eastAsia="宋体"/>
+                <w:b w:val="0"/>
+                <w:sz w:val="15"/>
+              </w:rPr>
+              <w:t>称重 RAW 逐级排查</w:t>
+            </w:r>
+          </w:p>
+        </w:tc>
+        <w:tc>
+          <w:tcPr>
+            <w:tcW w:type="dxa" w:w="2381"/>
+            <w:vAlign w:val="center"/>
+          </w:tcPr>
+          <w:p>
+            <w:pPr>
+              <w:spacing w:after="0" w:before="0" w:line="264" w:lineRule="auto"/>
+              <w:jc w:val="left"/>
+            </w:pPr>
+            <w:r>
+              <w:rPr>
+                <w:rFonts w:ascii="Calibri" w:hAnsi="Calibri" w:eastAsia="宋体"/>
+                <w:b w:val="0"/>
+                <w:sz w:val="15"/>
+              </w:rPr>
+              <w:t>空秤 → 放50g → 取下 → 放100g，逐级读 OLED</w:t>
+            </w:r>
+          </w:p>
+        </w:tc>
+        <w:tc>
+          <w:tcPr>
+            <w:tcW w:type="dxa" w:w="2381"/>
+            <w:vAlign w:val="center"/>
+          </w:tcPr>
+          <w:p>
+            <w:pPr>
+              <w:spacing w:after="0" w:before="0" w:line="264" w:lineRule="auto"/>
+              <w:jc w:val="left"/>
+            </w:pPr>
+            <w:r>
+              <w:rPr>
+                <w:rFonts w:ascii="Calibri" w:hAnsi="Calibri" w:eastAsia="宋体"/>
+                <w:b w:val="0"/>
+                <w:sz w:val="15"/>
+              </w:rPr>
+              <w:t>空秤 765400±100；+50g ≈ +37000；+100g ≈ +74100；回零偏差 200 counts（±0.27g）</w:t>
+            </w:r>
+          </w:p>
+        </w:tc>
+        <w:tc>
+          <w:tcPr>
+            <w:tcW w:type="dxa" w:w="1928"/>
+            <w:vAlign w:val="center"/>
+          </w:tcPr>
+          <w:p>
+            <w:pPr>
+              <w:spacing w:after="0" w:before="0" w:line="264" w:lineRule="auto"/>
+              <w:jc w:val="left"/>
+            </w:pPr>
+            <w:r>
+              <w:rPr>
+                <w:rFonts w:ascii="Calibri" w:hAnsi="Calibri" w:eastAsia="宋体"/>
+                <w:b w:val="0"/>
+                <w:sz w:val="15"/>
+              </w:rPr>
+              <w:t>传感器与机械状态健康，线性度 0.14%</w:t>
+            </w:r>
+          </w:p>
+        </w:tc>
+      </w:tr>
+      <w:tr>
+        <w:trPr>
+          <w:cantSplit w:val="true"/>
+        </w:trPr>
+        <w:tc>
+          <w:tcPr>
+            <w:tcW w:type="dxa" w:w="680"/>
+            <w:vAlign w:val="center"/>
+            <w:shd w:val="clear" w:color="auto" w:fill="F2F5F9"/>
+          </w:tcPr>
+          <w:p>
+            <w:pPr>
+              <w:spacing w:after="0" w:before="0" w:line="264" w:lineRule="auto"/>
+              <w:jc w:val="center"/>
+            </w:pPr>
+            <w:r>
+              <w:rPr>
+                <w:rFonts w:ascii="Calibri" w:hAnsi="Calibri" w:eastAsia="宋体"/>
+                <w:b w:val="0"/>
+                <w:sz w:val="15"/>
+              </w:rPr>
+              <w:t>T-10</w:t>
+            </w:r>
+          </w:p>
+        </w:tc>
+        <w:tc>
+          <w:tcPr>
+            <w:tcW w:type="dxa" w:w="567"/>
+            <w:vAlign w:val="center"/>
+            <w:shd w:val="clear" w:color="auto" w:fill="F2F5F9"/>
+          </w:tcPr>
+          <w:p>
+            <w:pPr>
+              <w:spacing w:after="0" w:before="0" w:line="264" w:lineRule="auto"/>
+              <w:jc w:val="center"/>
+            </w:pPr>
+            <w:r>
+              <w:rPr>
+                <w:rFonts w:ascii="Calibri" w:hAnsi="Calibri" w:eastAsia="宋体"/>
+                <w:b w:val="0"/>
+                <w:sz w:val="15"/>
+              </w:rPr>
+              <w:t>10-27</w:t>
+            </w:r>
+          </w:p>
+        </w:tc>
+        <w:tc>
+          <w:tcPr>
+            <w:tcW w:type="dxa" w:w="1701"/>
+            <w:vAlign w:val="center"/>
+            <w:shd w:val="clear" w:color="auto" w:fill="F2F5F9"/>
+          </w:tcPr>
+          <w:p>
+            <w:pPr>
+              <w:spacing w:after="0" w:before="0" w:line="264" w:lineRule="auto"/>
+              <w:jc w:val="left"/>
+            </w:pPr>
+            <w:r>
+              <w:rPr>
+                <w:rFonts w:ascii="Calibri" w:hAnsi="Calibri" w:eastAsia="宋体"/>
+                <w:b w:val="0"/>
+                <w:sz w:val="15"/>
+              </w:rPr>
+              <w:t>称重砝码标定 11_calib</w:t>
+            </w:r>
+          </w:p>
+        </w:tc>
+        <w:tc>
+          <w:tcPr>
+            <w:tcW w:type="dxa" w:w="2381"/>
+            <w:vAlign w:val="center"/>
+            <w:shd w:val="clear" w:color="auto" w:fill="F2F5F9"/>
+          </w:tcPr>
+          <w:p>
+            <w:pPr>
+              <w:spacing w:after="0" w:before="0" w:line="264" w:lineRule="auto"/>
+              <w:jc w:val="left"/>
+            </w:pPr>
+            <w:r>
+              <w:rPr>
+                <w:rFonts w:ascii="Calibri" w:hAnsi="Calibri" w:eastAsia="宋体"/>
+                <w:b w:val="0"/>
+                <w:sz w:val="15"/>
+              </w:rPr>
+              <w:t>空秤 KEY1 → 放 100g（50+20+20+10）→ KEY4</w:t>
+            </w:r>
+          </w:p>
+        </w:tc>
+        <w:tc>
+          <w:tcPr>
+            <w:tcW w:type="dxa" w:w="2381"/>
+            <w:vAlign w:val="center"/>
+            <w:shd w:val="clear" w:color="auto" w:fill="F2F5F9"/>
+          </w:tcPr>
+          <w:p>
+            <w:pPr>
+              <w:spacing w:after="0" w:before="0" w:line="264" w:lineRule="auto"/>
+              <w:jc w:val="left"/>
+            </w:pPr>
+            <w:r>
+              <w:rPr>
+                <w:rFonts w:ascii="Calibri" w:hAnsi="Calibri" w:eastAsia="宋体"/>
+                <w:b w:val="0"/>
+                <w:sz w:val="15"/>
+              </w:rPr>
+              <w:t>ZERO=765410；K=742.35 counts/g（三次复核一致）；修复显示 bug 后 W≈100.0g</w:t>
+            </w:r>
+          </w:p>
+        </w:tc>
+        <w:tc>
+          <w:tcPr>
+            <w:tcW w:type="dxa" w:w="1928"/>
+            <w:vAlign w:val="center"/>
+            <w:shd w:val="clear" w:color="auto" w:fill="F2F5F9"/>
+          </w:tcPr>
+          <w:p>
+            <w:pPr>
+              <w:spacing w:after="0" w:before="0" w:line="264" w:lineRule="auto"/>
+              <w:jc w:val="left"/>
+            </w:pPr>
+            <w:r>
+              <w:rPr>
+                <w:rFonts w:ascii="Calibri" w:hAnsi="Calibri" w:eastAsia="宋体"/>
+                <w:b w:val="0"/>
+                <w:sz w:val="15"/>
+              </w:rPr>
+              <w:t>标定链路完整可用（含 hx711_set_offset 修复）</w:t>
+            </w:r>
+          </w:p>
+        </w:tc>
+      </w:tr>
+      <w:tr>
+        <w:trPr>
+          <w:cantSplit w:val="true"/>
+        </w:trPr>
+        <w:tc>
+          <w:tcPr>
+            <w:tcW w:type="dxa" w:w="680"/>
+            <w:vAlign w:val="center"/>
+          </w:tcPr>
+          <w:p>
+            <w:pPr>
+              <w:spacing w:after="0" w:before="0" w:line="264" w:lineRule="auto"/>
+              <w:jc w:val="center"/>
+            </w:pPr>
+            <w:r>
+              <w:rPr>
+                <w:rFonts w:ascii="Calibri" w:hAnsi="Calibri" w:eastAsia="宋体"/>
+                <w:b w:val="0"/>
+                <w:sz w:val="15"/>
+              </w:rPr>
+              <w:t>T-11</w:t>
+            </w:r>
+          </w:p>
+        </w:tc>
+        <w:tc>
+          <w:tcPr>
+            <w:tcW w:type="dxa" w:w="567"/>
+            <w:vAlign w:val="center"/>
+          </w:tcPr>
+          <w:p>
+            <w:pPr>
+              <w:spacing w:after="0" w:before="0" w:line="264" w:lineRule="auto"/>
+              <w:jc w:val="center"/>
+            </w:pPr>
+            <w:r>
+              <w:rPr>
+                <w:rFonts w:ascii="Calibri" w:hAnsi="Calibri" w:eastAsia="宋体"/>
+                <w:b w:val="0"/>
+                <w:sz w:val="15"/>
+              </w:rPr>
+              <w:t>10-27</w:t>
+            </w:r>
+          </w:p>
+        </w:tc>
+        <w:tc>
+          <w:tcPr>
+            <w:tcW w:type="dxa" w:w="1701"/>
+            <w:vAlign w:val="center"/>
+          </w:tcPr>
+          <w:p>
+            <w:pPr>
+              <w:spacing w:after="0" w:before="0" w:line="264" w:lineRule="auto"/>
+              <w:jc w:val="left"/>
+            </w:pPr>
+            <w:r>
+              <w:rPr>
+                <w:rFonts w:ascii="Calibri" w:hAnsi="Calibri" w:eastAsia="宋体"/>
+                <w:b w:val="0"/>
+                <w:sz w:val="15"/>
+              </w:rPr>
+              <w:t>砝码五点复核</w:t>
+            </w:r>
+          </w:p>
+        </w:tc>
+        <w:tc>
+          <w:tcPr>
+            <w:tcW w:type="dxa" w:w="2381"/>
+            <w:vAlign w:val="center"/>
+          </w:tcPr>
+          <w:p>
+            <w:pPr>
+              <w:spacing w:after="0" w:before="0" w:line="264" w:lineRule="auto"/>
+              <w:jc w:val="left"/>
+            </w:pPr>
+            <w:r>
+              <w:rPr>
+                <w:rFonts w:ascii="Calibri" w:hAnsi="Calibri" w:eastAsia="宋体"/>
+                <w:b w:val="0"/>
+                <w:sz w:val="15"/>
+              </w:rPr>
+              <w:t>放 5g / 10g / 50g / 全五枚 105g 逐一读 W</w:t>
+            </w:r>
+          </w:p>
+        </w:tc>
+        <w:tc>
+          <w:tcPr>
+            <w:tcW w:type="dxa" w:w="2381"/>
+            <w:vAlign w:val="center"/>
+          </w:tcPr>
+          <w:p>
+            <w:pPr>
+              <w:spacing w:after="0" w:before="0" w:line="264" w:lineRule="auto"/>
+              <w:jc w:val="left"/>
+            </w:pPr>
+            <w:r>
+              <w:rPr>
+                <w:rFonts w:ascii="Calibri" w:hAnsi="Calibri" w:eastAsia="宋体"/>
+                <w:b w:val="0"/>
+                <w:sz w:val="15"/>
+              </w:rPr>
+              <w:t>五点全部通过，最大偏差 ±0.1 g</w:t>
+            </w:r>
+          </w:p>
+        </w:tc>
+        <w:tc>
+          <w:tcPr>
+            <w:tcW w:type="dxa" w:w="1928"/>
+            <w:vAlign w:val="center"/>
+          </w:tcPr>
+          <w:p>
+            <w:pPr>
+              <w:spacing w:after="0" w:before="0" w:line="264" w:lineRule="auto"/>
+              <w:jc w:val="left"/>
+            </w:pPr>
+            <w:r>
+              <w:rPr>
+                <w:rFonts w:ascii="Calibri" w:hAnsi="Calibri" w:eastAsia="宋体"/>
+                <w:b w:val="0"/>
+                <w:sz w:val="15"/>
+              </w:rPr>
+              <w:t>称重 ±2g 指标**达标**（余量 20 倍）</w:t>
+            </w:r>
+          </w:p>
+        </w:tc>
+      </w:tr>
+      <w:tr>
+        <w:trPr>
+          <w:cantSplit w:val="true"/>
+        </w:trPr>
+        <w:tc>
+          <w:tcPr>
+            <w:tcW w:type="dxa" w:w="680"/>
+            <w:vAlign w:val="center"/>
+            <w:shd w:val="clear" w:color="auto" w:fill="F2F5F9"/>
+          </w:tcPr>
+          <w:p>
+            <w:pPr>
+              <w:spacing w:after="0" w:before="0" w:line="264" w:lineRule="auto"/>
+              <w:jc w:val="center"/>
+            </w:pPr>
+            <w:r>
+              <w:rPr>
+                <w:rFonts w:ascii="Calibri" w:hAnsi="Calibri" w:eastAsia="宋体"/>
+                <w:b w:val="0"/>
+                <w:sz w:val="15"/>
+              </w:rPr>
+              <w:t>T-12</w:t>
+            </w:r>
+          </w:p>
+        </w:tc>
+        <w:tc>
+          <w:tcPr>
+            <w:tcW w:type="dxa" w:w="567"/>
+            <w:vAlign w:val="center"/>
+            <w:shd w:val="clear" w:color="auto" w:fill="F2F5F9"/>
+          </w:tcPr>
+          <w:p>
+            <w:pPr>
+              <w:spacing w:after="0" w:before="0" w:line="264" w:lineRule="auto"/>
+              <w:jc w:val="center"/>
+            </w:pPr>
+            <w:r>
+              <w:rPr>
+                <w:rFonts w:ascii="Calibri" w:hAnsi="Calibri" w:eastAsia="宋体"/>
+                <w:b w:val="0"/>
+                <w:sz w:val="15"/>
+              </w:rPr>
+              <w:t>10-27</w:t>
+            </w:r>
+          </w:p>
+        </w:tc>
+        <w:tc>
+          <w:tcPr>
+            <w:tcW w:type="dxa" w:w="1701"/>
+            <w:vAlign w:val="center"/>
+            <w:shd w:val="clear" w:color="auto" w:fill="F2F5F9"/>
+          </w:tcPr>
+          <w:p>
+            <w:pPr>
+              <w:spacing w:after="0" w:before="0" w:line="264" w:lineRule="auto"/>
+              <w:jc w:val="left"/>
+            </w:pPr>
+            <w:r>
+              <w:rPr>
+                <w:rFonts w:ascii="Calibri" w:hAnsi="Calibri" w:eastAsia="宋体"/>
+                <w:b w:val="0"/>
+                <w:sz w:val="15"/>
+              </w:rPr>
+              <w:t>系数微调</w:t>
+            </w:r>
+          </w:p>
+        </w:tc>
+        <w:tc>
+          <w:tcPr>
+            <w:tcW w:type="dxa" w:w="2381"/>
+            <w:vAlign w:val="center"/>
+            <w:shd w:val="clear" w:color="auto" w:fill="F2F5F9"/>
+          </w:tcPr>
+          <w:p>
+            <w:pPr>
+              <w:spacing w:after="0" w:before="0" w:line="264" w:lineRule="auto"/>
+              <w:jc w:val="left"/>
+            </w:pPr>
+            <w:r>
+              <w:rPr>
+                <w:rFonts w:ascii="Calibri" w:hAnsi="Calibri" w:eastAsia="宋体"/>
+                <w:b w:val="0"/>
+                <w:sz w:val="15"/>
+              </w:rPr>
+              <w:t>复测显示少 0.1g → 742.35×0.999</w:t>
+            </w:r>
+          </w:p>
+        </w:tc>
+        <w:tc>
+          <w:tcPr>
+            <w:tcW w:type="dxa" w:w="2381"/>
+            <w:vAlign w:val="center"/>
+            <w:shd w:val="clear" w:color="auto" w:fill="F2F5F9"/>
+          </w:tcPr>
+          <w:p>
+            <w:pPr>
+              <w:spacing w:after="0" w:before="0" w:line="264" w:lineRule="auto"/>
+              <w:jc w:val="left"/>
+            </w:pPr>
+            <w:r>
+              <w:rPr>
+                <w:rFonts w:ascii="Calibri" w:hAnsi="Calibri" w:eastAsia="宋体"/>
+                <w:b w:val="0"/>
+                <w:sz w:val="15"/>
+              </w:rPr>
+              <w:t>系统系数 741.6，复测 100g 显示 ≈100.0</w:t>
+            </w:r>
+          </w:p>
+        </w:tc>
+        <w:tc>
+          <w:tcPr>
+            <w:tcW w:type="dxa" w:w="1928"/>
+            <w:vAlign w:val="center"/>
+            <w:shd w:val="clear" w:color="auto" w:fill="F2F5F9"/>
+          </w:tcPr>
+          <w:p>
+            <w:pPr>
+              <w:spacing w:after="0" w:before="0" w:line="264" w:lineRule="auto"/>
+              <w:jc w:val="left"/>
+            </w:pPr>
+            <w:r>
+              <w:rPr>
+                <w:rFonts w:ascii="Calibri" w:hAnsi="Calibri" w:eastAsia="宋体"/>
+                <w:b w:val="0"/>
+                <w:sz w:val="15"/>
+              </w:rPr>
+              <w:t>±0.1g 为 0.1g 分辨率最小一格，到噪声地板不再追调</w:t>
+            </w:r>
+          </w:p>
+        </w:tc>
+      </w:tr>
+      <w:tr>
+        <w:trPr>
+          <w:cantSplit w:val="true"/>
+        </w:trPr>
+        <w:tc>
+          <w:tcPr>
+            <w:tcW w:type="dxa" w:w="680"/>
+            <w:vAlign w:val="center"/>
+          </w:tcPr>
+          <w:p>
+            <w:pPr>
+              <w:spacing w:after="0" w:before="0" w:line="264" w:lineRule="auto"/>
+              <w:jc w:val="center"/>
+            </w:pPr>
+            <w:r>
+              <w:rPr>
+                <w:rFonts w:ascii="Calibri" w:hAnsi="Calibri" w:eastAsia="宋体"/>
+                <w:b w:val="0"/>
+                <w:sz w:val="15"/>
+              </w:rPr>
+              <w:t>T-13</w:t>
+            </w:r>
+          </w:p>
+        </w:tc>
+        <w:tc>
+          <w:tcPr>
+            <w:tcW w:type="dxa" w:w="567"/>
+            <w:vAlign w:val="center"/>
+          </w:tcPr>
+          <w:p>
+            <w:pPr>
+              <w:spacing w:after="0" w:before="0" w:line="264" w:lineRule="auto"/>
+              <w:jc w:val="center"/>
+            </w:pPr>
+            <w:r>
+              <w:rPr>
+                <w:rFonts w:ascii="Calibri" w:hAnsi="Calibri" w:eastAsia="宋体"/>
+                <w:b w:val="0"/>
+                <w:sz w:val="15"/>
+              </w:rPr>
+              <w:t>10-27</w:t>
+            </w:r>
+          </w:p>
+        </w:tc>
+        <w:tc>
+          <w:tcPr>
+            <w:tcW w:type="dxa" w:w="1701"/>
+            <w:vAlign w:val="center"/>
+          </w:tcPr>
+          <w:p>
+            <w:pPr>
+              <w:spacing w:after="0" w:before="0" w:line="264" w:lineRule="auto"/>
+              <w:jc w:val="left"/>
+            </w:pPr>
+            <w:r>
+              <w:rPr>
+                <w:rFonts w:ascii="Calibri" w:hAnsi="Calibri" w:eastAsia="宋体"/>
+                <w:b w:val="0"/>
+                <w:sz w:val="15"/>
+              </w:rPr>
+              <w:t>整机 v2.1/v2.2 功能</w:t>
+            </w:r>
+          </w:p>
+        </w:tc>
+        <w:tc>
+          <w:tcPr>
+            <w:tcW w:type="dxa" w:w="2381"/>
+            <w:vAlign w:val="center"/>
+          </w:tcPr>
+          <w:p>
+            <w:pPr>
+              <w:spacing w:after="0" w:before="0" w:line="264" w:lineRule="auto"/>
+              <w:jc w:val="left"/>
+            </w:pPr>
+            <w:r>
+              <w:rPr>
+                <w:rFonts w:ascii="Calibri" w:hAnsi="Calibri" w:eastAsia="宋体"/>
+                <w:b w:val="0"/>
+                <w:sz w:val="15"/>
+              </w:rPr>
+              <w:t>复位观察开机提示/报警音/设置页/静音/去皮</w:t>
+            </w:r>
+          </w:p>
+        </w:tc>
+        <w:tc>
+          <w:tcPr>
+            <w:tcW w:type="dxa" w:w="2381"/>
+            <w:vAlign w:val="center"/>
+          </w:tcPr>
+          <w:p>
+            <w:pPr>
+              <w:spacing w:after="0" w:before="0" w:line="264" w:lineRule="auto"/>
+              <w:jc w:val="left"/>
+            </w:pPr>
+            <w:r>
+              <w:rPr>
+                <w:rFonts w:ascii="Calibri" w:hAnsi="Calibri" w:eastAsia="宋体"/>
+                <w:b w:val="0"/>
+                <w:sz w:val="15"/>
+              </w:rPr>
+              <w:t>开机滴滴两声+灯1.5s；报警3声短促哔；设置/设置2/静音/去皮正常</w:t>
+            </w:r>
+          </w:p>
+        </w:tc>
+        <w:tc>
+          <w:tcPr>
+            <w:tcW w:type="dxa" w:w="1928"/>
+            <w:vAlign w:val="center"/>
+          </w:tcPr>
+          <w:p>
+            <w:pPr>
+              <w:spacing w:after="0" w:before="0" w:line="264" w:lineRule="auto"/>
+              <w:jc w:val="left"/>
+            </w:pPr>
+            <w:r>
+              <w:rPr>
+                <w:rFonts w:ascii="Calibri" w:hAnsi="Calibri" w:eastAsia="宋体"/>
+                <w:b w:val="0"/>
+                <w:sz w:val="15"/>
+              </w:rPr>
+              <w:t>v2.2 功能定稿</w:t>
+            </w:r>
+          </w:p>
+        </w:tc>
+      </w:tr>
+      <w:tr>
+        <w:trPr>
+          <w:cantSplit w:val="true"/>
+        </w:trPr>
+        <w:tc>
+          <w:tcPr>
+            <w:tcW w:type="dxa" w:w="680"/>
+            <w:vAlign w:val="center"/>
+            <w:shd w:val="clear" w:color="auto" w:fill="F2F5F9"/>
+          </w:tcPr>
+          <w:p>
+            <w:pPr>
+              <w:spacing w:after="0" w:before="0" w:line="264" w:lineRule="auto"/>
+              <w:jc w:val="center"/>
+            </w:pPr>
+            <w:r>
+              <w:rPr>
+                <w:rFonts w:ascii="Calibri" w:hAnsi="Calibri" w:eastAsia="宋体"/>
+                <w:b w:val="0"/>
+                <w:sz w:val="15"/>
+              </w:rPr>
+              <w:t>T-14</w:t>
+            </w:r>
+          </w:p>
+        </w:tc>
+        <w:tc>
+          <w:tcPr>
+            <w:tcW w:type="dxa" w:w="567"/>
+            <w:vAlign w:val="center"/>
+            <w:shd w:val="clear" w:color="auto" w:fill="F2F5F9"/>
+          </w:tcPr>
+          <w:p>
+            <w:pPr>
+              <w:spacing w:after="0" w:before="0" w:line="264" w:lineRule="auto"/>
+              <w:jc w:val="center"/>
+            </w:pPr>
+            <w:r>
+              <w:rPr>
+                <w:rFonts w:ascii="Calibri" w:hAnsi="Calibri" w:eastAsia="宋体"/>
+                <w:b w:val="0"/>
+                <w:sz w:val="15"/>
+              </w:rPr>
+              <w:t>10-27</w:t>
+            </w:r>
+          </w:p>
+        </w:tc>
+        <w:tc>
+          <w:tcPr>
+            <w:tcW w:type="dxa" w:w="1701"/>
+            <w:vAlign w:val="center"/>
+            <w:shd w:val="clear" w:color="auto" w:fill="F2F5F9"/>
+          </w:tcPr>
+          <w:p>
+            <w:pPr>
+              <w:spacing w:after="0" w:before="0" w:line="264" w:lineRule="auto"/>
+              <w:jc w:val="left"/>
+            </w:pPr>
+            <w:r>
+              <w:rPr>
+                <w:rFonts w:ascii="Calibri" w:hAnsi="Calibri" w:eastAsia="宋体"/>
+                <w:b w:val="0"/>
+                <w:sz w:val="15"/>
+              </w:rPr>
+              <w:t>温度故障排除</w:t>
+            </w:r>
+          </w:p>
+        </w:tc>
+        <w:tc>
+          <w:tcPr>
+            <w:tcW w:type="dxa" w:w="2381"/>
+            <w:vAlign w:val="center"/>
+            <w:shd w:val="clear" w:color="auto" w:fill="F2F5F9"/>
+          </w:tcPr>
+          <w:p>
+            <w:pPr>
+              <w:spacing w:after="0" w:before="0" w:line="264" w:lineRule="auto"/>
+              <w:jc w:val="left"/>
+            </w:pPr>
+            <w:r>
+              <w:rPr>
+                <w:rFonts w:ascii="Calibri" w:hAnsi="Calibri" w:eastAsia="宋体"/>
+                <w:b w:val="0"/>
+                <w:sz w:val="15"/>
+              </w:rPr>
+              <w:t>温度时有时无 → 检查探头接线</w:t>
+            </w:r>
+          </w:p>
+        </w:tc>
+        <w:tc>
+          <w:tcPr>
+            <w:tcW w:type="dxa" w:w="2381"/>
+            <w:vAlign w:val="center"/>
+            <w:shd w:val="clear" w:color="auto" w:fill="F2F5F9"/>
+          </w:tcPr>
+          <w:p>
+            <w:pPr>
+              <w:spacing w:after="0" w:before="0" w:line="264" w:lineRule="auto"/>
+              <w:jc w:val="left"/>
+            </w:pPr>
+            <w:r>
+              <w:rPr>
+                <w:rFonts w:ascii="Calibri" w:hAnsi="Calibri" w:eastAsia="宋体"/>
+                <w:b w:val="0"/>
+                <w:sz w:val="15"/>
+              </w:rPr>
+              <w:t>DS18B20 DQ 线接触不良，重插恢复；顺带 1-Wire 加关中断保护</w:t>
+            </w:r>
+          </w:p>
+        </w:tc>
+        <w:tc>
+          <w:tcPr>
+            <w:tcW w:type="dxa" w:w="1928"/>
+            <w:vAlign w:val="center"/>
+            <w:shd w:val="clear" w:color="auto" w:fill="F2F5F9"/>
+          </w:tcPr>
+          <w:p>
+            <w:pPr>
+              <w:spacing w:after="0" w:before="0" w:line="264" w:lineRule="auto"/>
+              <w:jc w:val="left"/>
+            </w:pPr>
+            <w:r>
+              <w:rPr>
+                <w:rFonts w:ascii="Calibri" w:hAnsi="Calibri" w:eastAsia="宋体"/>
+                <w:b w:val="0"/>
+                <w:sz w:val="15"/>
+              </w:rPr>
+              <w:t>硬件接触问题；软件已加固</w:t>
+            </w:r>
+          </w:p>
+        </w:tc>
+      </w:tr>
+      <w:tr>
+        <w:trPr>
+          <w:cantSplit w:val="true"/>
+        </w:trPr>
+        <w:tc>
+          <w:tcPr>
+            <w:tcW w:type="dxa" w:w="680"/>
+            <w:vAlign w:val="center"/>
+          </w:tcPr>
+          <w:p>
+            <w:pPr>
+              <w:spacing w:after="0" w:before="0" w:line="264" w:lineRule="auto"/>
+              <w:jc w:val="center"/>
+            </w:pPr>
+            <w:r>
+              <w:rPr>
+                <w:rFonts w:ascii="Calibri" w:hAnsi="Calibri" w:eastAsia="宋体"/>
+                <w:b w:val="0"/>
+                <w:sz w:val="15"/>
+              </w:rPr>
+              <w:t>T-15</w:t>
+            </w:r>
+          </w:p>
+        </w:tc>
+        <w:tc>
+          <w:tcPr>
+            <w:tcW w:type="dxa" w:w="567"/>
+            <w:vAlign w:val="center"/>
+          </w:tcPr>
+          <w:p>
+            <w:pPr>
+              <w:spacing w:after="0" w:before="0" w:line="264" w:lineRule="auto"/>
+              <w:jc w:val="center"/>
+            </w:pPr>
+            <w:r>
+              <w:rPr>
+                <w:rFonts w:ascii="Calibri" w:hAnsi="Calibri" w:eastAsia="宋体"/>
+                <w:b w:val="0"/>
+                <w:sz w:val="15"/>
+              </w:rPr>
+              <w:t>10-27</w:t>
+            </w:r>
+          </w:p>
+        </w:tc>
+        <w:tc>
+          <w:tcPr>
+            <w:tcW w:type="dxa" w:w="1701"/>
+            <w:vAlign w:val="center"/>
+          </w:tcPr>
+          <w:p>
+            <w:pPr>
+              <w:spacing w:after="0" w:before="0" w:line="264" w:lineRule="auto"/>
+              <w:jc w:val="left"/>
+            </w:pPr>
+            <w:r>
+              <w:rPr>
+                <w:rFonts w:ascii="Calibri" w:hAnsi="Calibri" w:eastAsia="宋体"/>
+                <w:b w:val="0"/>
+                <w:sz w:val="15"/>
+              </w:rPr>
+              <w:t>K3 修复确认</w:t>
+            </w:r>
+          </w:p>
+        </w:tc>
+        <w:tc>
+          <w:tcPr>
+            <w:tcW w:type="dxa" w:w="2381"/>
+            <w:vAlign w:val="center"/>
+          </w:tcPr>
+          <w:p>
+            <w:pPr>
+              <w:spacing w:after="0" w:before="0" w:line="264" w:lineRule="auto"/>
+              <w:jc w:val="left"/>
+            </w:pPr>
+            <w:r>
+              <w:rPr>
+                <w:rFonts w:ascii="Calibri" w:hAnsi="Calibri" w:eastAsia="宋体"/>
+                <w:b w:val="0"/>
+                <w:sz w:val="15"/>
+              </w:rPr>
+              <w:t>主页 K3 短按/长按（外部 AI 定位软件根因后）</w:t>
+            </w:r>
+          </w:p>
+        </w:tc>
+        <w:tc>
+          <w:tcPr>
+            <w:tcW w:type="dxa" w:w="2381"/>
+            <w:vAlign w:val="center"/>
+          </w:tcPr>
+          <w:p>
+            <w:pPr>
+              <w:spacing w:after="0" w:before="0" w:line="264" w:lineRule="auto"/>
+              <w:jc w:val="left"/>
+            </w:pPr>
+            <w:r>
+              <w:rPr>
+                <w:rFonts w:ascii="Calibri" w:hAnsi="Calibri" w:eastAsia="宋体"/>
+                <w:b w:val="0"/>
+                <w:sz w:val="15"/>
+              </w:rPr>
+              <w:t>短按进参数设置、长按2秒进设置2，恢复正常</w:t>
+            </w:r>
+          </w:p>
+        </w:tc>
+        <w:tc>
+          <w:tcPr>
+            <w:tcW w:type="dxa" w:w="1928"/>
+            <w:vAlign w:val="center"/>
+          </w:tcPr>
+          <w:p>
+            <w:pPr>
+              <w:spacing w:after="0" w:before="0" w:line="264" w:lineRule="auto"/>
+              <w:jc w:val="left"/>
+            </w:pPr>
+            <w:r>
+              <w:rPr>
+                <w:rFonts w:ascii="Calibri" w:hAnsi="Calibri" w:eastAsia="宋体"/>
+                <w:b w:val="0"/>
+                <w:sz w:val="15"/>
+              </w:rPr>
+              <w:t>key3_pressed 事件消费 bug 已修</w:t>
+            </w:r>
+          </w:p>
+        </w:tc>
+      </w:tr>
+      <w:tr>
+        <w:trPr>
+          <w:cantSplit w:val="true"/>
+        </w:trPr>
+        <w:tc>
+          <w:tcPr>
+            <w:tcW w:type="dxa" w:w="680"/>
+            <w:vAlign w:val="center"/>
+            <w:shd w:val="clear" w:color="auto" w:fill="F2F5F9"/>
+          </w:tcPr>
+          <w:p>
+            <w:pPr>
+              <w:spacing w:after="0" w:before="0" w:line="264" w:lineRule="auto"/>
+              <w:jc w:val="center"/>
+            </w:pPr>
+            <w:r>
+              <w:rPr>
+                <w:rFonts w:ascii="Calibri" w:hAnsi="Calibri" w:eastAsia="宋体"/>
+                <w:b w:val="0"/>
+                <w:sz w:val="15"/>
+              </w:rPr>
+              <w:t>T-16</w:t>
+            </w:r>
+          </w:p>
+        </w:tc>
+        <w:tc>
+          <w:tcPr>
+            <w:tcW w:type="dxa" w:w="567"/>
+            <w:vAlign w:val="center"/>
+            <w:shd w:val="clear" w:color="auto" w:fill="F2F5F9"/>
+          </w:tcPr>
+          <w:p>
+            <w:pPr>
+              <w:spacing w:after="0" w:before="0" w:line="264" w:lineRule="auto"/>
+              <w:jc w:val="center"/>
+            </w:pPr>
+            <w:r>
+              <w:rPr>
+                <w:rFonts w:ascii="Calibri" w:hAnsi="Calibri" w:eastAsia="宋体"/>
+                <w:b w:val="0"/>
+                <w:sz w:val="15"/>
+              </w:rPr>
+              <w:t>10-27</w:t>
+            </w:r>
+          </w:p>
+        </w:tc>
+        <w:tc>
+          <w:tcPr>
+            <w:tcW w:type="dxa" w:w="1701"/>
+            <w:vAlign w:val="center"/>
+            <w:shd w:val="clear" w:color="auto" w:fill="F2F5F9"/>
+          </w:tcPr>
+          <w:p>
+            <w:pPr>
+              <w:spacing w:after="0" w:before="0" w:line="264" w:lineRule="auto"/>
+              <w:jc w:val="left"/>
+            </w:pPr>
+            <w:r>
+              <w:rPr>
+                <w:rFonts w:ascii="Calibri" w:hAnsi="Calibri" w:eastAsia="宋体"/>
+                <w:b w:val="0"/>
+                <w:sz w:val="15"/>
+              </w:rPr>
+              <w:t>GitHub 推送</w:t>
+            </w:r>
+          </w:p>
+        </w:tc>
+        <w:tc>
+          <w:tcPr>
+            <w:tcW w:type="dxa" w:w="2381"/>
+            <w:vAlign w:val="center"/>
+            <w:shd w:val="clear" w:color="auto" w:fill="F2F5F9"/>
+          </w:tcPr>
+          <w:p>
+            <w:pPr>
+              <w:spacing w:after="0" w:before="0" w:line="264" w:lineRule="auto"/>
+              <w:jc w:val="left"/>
+            </w:pPr>
+            <w:r>
+              <w:rPr>
+                <w:rFonts w:ascii="Calibri" w:hAnsi="Calibri" w:eastAsia="宋体"/>
+                <w:b w:val="0"/>
+                <w:sz w:val="15"/>
+              </w:rPr>
+              <w:t>Watt Toolkit 开启后 git push</w:t>
+            </w:r>
+          </w:p>
+        </w:tc>
+        <w:tc>
+          <w:tcPr>
+            <w:tcW w:type="dxa" w:w="2381"/>
+            <w:vAlign w:val="center"/>
+            <w:shd w:val="clear" w:color="auto" w:fill="F2F5F9"/>
+          </w:tcPr>
+          <w:p>
+            <w:pPr>
+              <w:spacing w:after="0" w:before="0" w:line="264" w:lineRule="auto"/>
+              <w:jc w:val="left"/>
+            </w:pPr>
+            <w:r>
+              <w:rPr>
+                <w:rFonts w:ascii="Calibri" w:hAnsi="Calibri" w:eastAsia="宋体"/>
+                <w:b w:val="0"/>
+                <w:sz w:val="15"/>
+              </w:rPr>
+              <w:t>107c5eb..5a766ff 全部推送成功</w:t>
+            </w:r>
+          </w:p>
+        </w:tc>
+        <w:tc>
+          <w:tcPr>
+            <w:tcW w:type="dxa" w:w="1928"/>
+            <w:vAlign w:val="center"/>
+            <w:shd w:val="clear" w:color="auto" w:fill="F2F5F9"/>
+          </w:tcPr>
+          <w:p>
+            <w:pPr>
+              <w:spacing w:after="0" w:before="0" w:line="264" w:lineRule="auto"/>
+              <w:jc w:val="left"/>
+            </w:pPr>
+            <w:r>
+              <w:rPr>
+                <w:rFonts w:ascii="Calibri" w:hAnsi="Calibri" w:eastAsia="宋体"/>
+                <w:b w:val="0"/>
+                <w:sz w:val="15"/>
+              </w:rPr>
+              <w:t>远端与本地同步</w:t>
+            </w:r>
+          </w:p>
+        </w:tc>
+      </w:tr>
     </w:tbl>
     <w:p>
       <w:pPr>
@@ -2466,6 +3490,613 @@
     </w:p>
     <w:p>
       <w:pPr>
+        <w:pStyle w:val="Heading2"/>
+      </w:pPr>
+      <w:r>
+        <w:t>3.3 复标（2026-10-27，标准砝码组）</w:t>
+      </w:r>
+    </w:p>
+    <w:tbl>
+      <w:tblPr>
+        <w:tblStyle w:val="TableGrid"/>
+        <w:tblW w:type="auto" w:w="0"/>
+        <w:jc w:val="center"/>
+        <w:tblLook w:firstColumn="1" w:firstRow="1" w:lastColumn="0" w:lastRow="0" w:noHBand="0" w:noVBand="1" w:val="04A0"/>
+        <w:tblBorders>
+          <w:top w:val="single" w:sz="8" w:space="0" w:color="9AA7B4"/>
+          <w:left w:val="single" w:sz="8" w:space="0" w:color="9AA7B4"/>
+          <w:bottom w:val="single" w:sz="8" w:space="0" w:color="9AA7B4"/>
+          <w:right w:val="single" w:sz="8" w:space="0" w:color="9AA7B4"/>
+          <w:insideH w:val="single" w:sz="4" w:space="0" w:color="9AA7B4"/>
+          <w:insideV w:val="single" w:sz="4" w:space="0" w:color="9AA7B4"/>
+        </w:tblBorders>
+        <w:tblLayout w:type="fixed"/>
+        <w:tblCellMar>
+          <w:top w:w="40" w:type="dxa"/>
+          <w:left w:w="80" w:type="dxa"/>
+          <w:bottom w:w="40" w:type="dxa"/>
+          <w:right w:w="80" w:type="dxa"/>
+        </w:tblCellMar>
+        <w:tblLayout w:type="fixed"/>
+      </w:tblPr>
+      <w:tblGrid>
+        <w:gridCol w:w="2381"/>
+        <w:gridCol w:w="2948"/>
+        <w:gridCol w:w="4309"/>
+      </w:tblGrid>
+      <w:tr>
+        <w:trPr>
+          <w:tblHeader w:val="true"/>
+          <w:cantSplit w:val="true"/>
+        </w:trPr>
+        <w:tc>
+          <w:tcPr>
+            <w:tcW w:type="dxa" w:w="2381"/>
+            <w:vAlign w:val="center"/>
+            <w:shd w:val="clear" w:color="auto" w:fill="1F3B60"/>
+          </w:tcPr>
+          <w:p>
+            <w:pPr>
+              <w:spacing w:after="0" w:before="0"/>
+              <w:jc w:val="center"/>
+            </w:pPr>
+            <w:r>
+              <w:rPr>
+                <w:rFonts w:ascii="Calibri" w:hAnsi="Calibri" w:eastAsia="宋体"/>
+                <w:b/>
+                <w:color w:val="FFFFFF"/>
+                <w:sz w:val="17"/>
+              </w:rPr>
+              <w:t>项</w:t>
+            </w:r>
+          </w:p>
+        </w:tc>
+        <w:tc>
+          <w:tcPr>
+            <w:tcW w:type="dxa" w:w="2948"/>
+            <w:vAlign w:val="center"/>
+            <w:shd w:val="clear" w:color="auto" w:fill="1F3B60"/>
+          </w:tcPr>
+          <w:p>
+            <w:pPr>
+              <w:spacing w:after="0" w:before="0"/>
+              <w:jc w:val="center"/>
+            </w:pPr>
+            <w:r>
+              <w:rPr>
+                <w:rFonts w:ascii="Calibri" w:hAnsi="Calibri" w:eastAsia="宋体"/>
+                <w:b/>
+                <w:color w:val="FFFFFF"/>
+                <w:sz w:val="17"/>
+              </w:rPr>
+              <w:t>数值</w:t>
+            </w:r>
+          </w:p>
+        </w:tc>
+        <w:tc>
+          <w:tcPr>
+            <w:tcW w:type="dxa" w:w="4309"/>
+            <w:vAlign w:val="center"/>
+            <w:shd w:val="clear" w:color="auto" w:fill="1F3B60"/>
+          </w:tcPr>
+          <w:p>
+            <w:pPr>
+              <w:spacing w:after="0" w:before="0"/>
+              <w:jc w:val="center"/>
+            </w:pPr>
+            <w:r>
+              <w:rPr>
+                <w:rFonts w:ascii="Calibri" w:hAnsi="Calibri" w:eastAsia="宋体"/>
+                <w:b/>
+                <w:color w:val="FFFFFF"/>
+                <w:sz w:val="17"/>
+              </w:rPr>
+              <w:t>说明</w:t>
+            </w:r>
+          </w:p>
+        </w:tc>
+      </w:tr>
+      <w:tr>
+        <w:trPr>
+          <w:cantSplit w:val="true"/>
+        </w:trPr>
+        <w:tc>
+          <w:tcPr>
+            <w:tcW w:type="dxa" w:w="2381"/>
+            <w:vAlign w:val="center"/>
+          </w:tcPr>
+          <w:p>
+            <w:pPr>
+              <w:spacing w:after="0" w:before="0" w:line="264" w:lineRule="auto"/>
+              <w:jc w:val="left"/>
+            </w:pPr>
+            <w:r>
+              <w:rPr>
+                <w:rFonts w:ascii="Calibri" w:hAnsi="Calibri" w:eastAsia="宋体"/>
+                <w:b/>
+                <w:sz w:val="17"/>
+              </w:rPr>
+              <w:t>零点 ZERO</w:t>
+            </w:r>
+          </w:p>
+        </w:tc>
+        <w:tc>
+          <w:tcPr>
+            <w:tcW w:type="dxa" w:w="2948"/>
+            <w:vAlign w:val="center"/>
+          </w:tcPr>
+          <w:p>
+            <w:pPr>
+              <w:spacing w:after="0" w:before="0" w:line="264" w:lineRule="auto"/>
+              <w:jc w:val="left"/>
+            </w:pPr>
+            <w:r>
+              <w:rPr>
+                <w:rFonts w:ascii="Calibri" w:hAnsi="Calibri" w:eastAsia="宋体"/>
+                <w:b w:val="0"/>
+                <w:sz w:val="17"/>
+              </w:rPr>
+              <w:t>765410</w:t>
+            </w:r>
+          </w:p>
+        </w:tc>
+        <w:tc>
+          <w:tcPr>
+            <w:tcW w:type="dxa" w:w="4309"/>
+            <w:vAlign w:val="center"/>
+          </w:tcPr>
+          <w:p>
+            <w:pPr>
+              <w:spacing w:after="0" w:before="0" w:line="264" w:lineRule="auto"/>
+              <w:jc w:val="left"/>
+            </w:pPr>
+            <w:r>
+              <w:rPr>
+                <w:rFonts w:ascii="Calibri" w:hAnsi="Calibri" w:eastAsia="宋体"/>
+                <w:b w:val="0"/>
+                <w:sz w:val="17"/>
+              </w:rPr>
+              <w:t>空秤 KEY1，已喂给驱动</w:t>
+            </w:r>
+          </w:p>
+        </w:tc>
+      </w:tr>
+      <w:tr>
+        <w:trPr>
+          <w:cantSplit w:val="true"/>
+        </w:trPr>
+        <w:tc>
+          <w:tcPr>
+            <w:tcW w:type="dxa" w:w="2381"/>
+            <w:vAlign w:val="center"/>
+            <w:shd w:val="clear" w:color="auto" w:fill="F2F5F9"/>
+          </w:tcPr>
+          <w:p>
+            <w:pPr>
+              <w:spacing w:after="0" w:before="0" w:line="264" w:lineRule="auto"/>
+              <w:jc w:val="left"/>
+            </w:pPr>
+            <w:r>
+              <w:rPr>
+                <w:rFonts w:ascii="Calibri" w:hAnsi="Calibri" w:eastAsia="宋体"/>
+                <w:b/>
+                <w:sz w:val="17"/>
+              </w:rPr>
+              <w:t>锚定点</w:t>
+            </w:r>
+          </w:p>
+        </w:tc>
+        <w:tc>
+          <w:tcPr>
+            <w:tcW w:type="dxa" w:w="2948"/>
+            <w:vAlign w:val="center"/>
+            <w:shd w:val="clear" w:color="auto" w:fill="F2F5F9"/>
+          </w:tcPr>
+          <w:p>
+            <w:pPr>
+              <w:spacing w:after="0" w:before="0" w:line="264" w:lineRule="auto"/>
+              <w:jc w:val="left"/>
+            </w:pPr>
+            <w:r>
+              <w:rPr>
+                <w:rFonts w:ascii="Calibri" w:hAnsi="Calibri" w:eastAsia="宋体"/>
+                <w:b w:val="0"/>
+                <w:sz w:val="17"/>
+              </w:rPr>
+              <w:t>100 g（50+20+20+10）</w:t>
+            </w:r>
+          </w:p>
+        </w:tc>
+        <w:tc>
+          <w:tcPr>
+            <w:tcW w:type="dxa" w:w="4309"/>
+            <w:vAlign w:val="center"/>
+            <w:shd w:val="clear" w:color="auto" w:fill="F2F5F9"/>
+          </w:tcPr>
+          <w:p>
+            <w:pPr>
+              <w:spacing w:after="0" w:before="0" w:line="264" w:lineRule="auto"/>
+              <w:jc w:val="left"/>
+            </w:pPr>
+            <w:r>
+              <w:rPr>
+                <w:rFonts w:ascii="Calibri" w:hAnsi="Calibri" w:eastAsia="宋体"/>
+                <w:b w:val="0"/>
+                <w:sz w:val="17"/>
+              </w:rPr>
+              <w:t>五枚组合里杠杆最长、相对误差最小</w:t>
+            </w:r>
+          </w:p>
+        </w:tc>
+      </w:tr>
+      <w:tr>
+        <w:trPr>
+          <w:cantSplit w:val="true"/>
+        </w:trPr>
+        <w:tc>
+          <w:tcPr>
+            <w:tcW w:type="dxa" w:w="2381"/>
+            <w:vAlign w:val="center"/>
+          </w:tcPr>
+          <w:p>
+            <w:pPr>
+              <w:spacing w:after="0" w:before="0" w:line="264" w:lineRule="auto"/>
+              <w:jc w:val="left"/>
+            </w:pPr>
+            <w:r>
+              <w:rPr>
+                <w:rFonts w:ascii="Calibri" w:hAnsi="Calibri" w:eastAsia="宋体"/>
+                <w:b/>
+                <w:sz w:val="17"/>
+              </w:rPr>
+              <w:t>实测系数</w:t>
+            </w:r>
+          </w:p>
+        </w:tc>
+        <w:tc>
+          <w:tcPr>
+            <w:tcW w:type="dxa" w:w="2948"/>
+            <w:vAlign w:val="center"/>
+          </w:tcPr>
+          <w:p>
+            <w:pPr>
+              <w:spacing w:after="0" w:before="0" w:line="264" w:lineRule="auto"/>
+              <w:jc w:val="left"/>
+            </w:pPr>
+            <w:r>
+              <w:rPr>
+                <w:rFonts w:ascii="Calibri" w:hAnsi="Calibri" w:eastAsia="宋体"/>
+                <w:b w:val="0"/>
+                <w:sz w:val="17"/>
+              </w:rPr>
+              <w:t>742.35 counts/g</w:t>
+            </w:r>
+          </w:p>
+        </w:tc>
+        <w:tc>
+          <w:tcPr>
+            <w:tcW w:type="dxa" w:w="4309"/>
+            <w:vAlign w:val="center"/>
+          </w:tcPr>
+          <w:p>
+            <w:pPr>
+              <w:spacing w:after="0" w:before="0" w:line="264" w:lineRule="auto"/>
+              <w:jc w:val="left"/>
+            </w:pPr>
+            <w:r>
+              <w:rPr>
+                <w:rFonts w:ascii="Calibri" w:hAnsi="Calibri" w:eastAsia="宋体"/>
+                <w:b w:val="0"/>
+                <w:sz w:val="17"/>
+              </w:rPr>
+              <w:t>KEY4 自动算出，三次复核一致</w:t>
+            </w:r>
+          </w:p>
+        </w:tc>
+      </w:tr>
+      <w:tr>
+        <w:trPr>
+          <w:cantSplit w:val="true"/>
+        </w:trPr>
+        <w:tc>
+          <w:tcPr>
+            <w:tcW w:type="dxa" w:w="2381"/>
+            <w:vAlign w:val="center"/>
+            <w:shd w:val="clear" w:color="auto" w:fill="F2F5F9"/>
+          </w:tcPr>
+          <w:p>
+            <w:pPr>
+              <w:spacing w:after="0" w:before="0" w:line="264" w:lineRule="auto"/>
+              <w:jc w:val="left"/>
+            </w:pPr>
+            <w:r>
+              <w:rPr>
+                <w:rFonts w:ascii="Calibri" w:hAnsi="Calibri" w:eastAsia="宋体"/>
+                <w:b/>
+                <w:sz w:val="17"/>
+              </w:rPr>
+              <w:t>线性度</w:t>
+            </w:r>
+          </w:p>
+        </w:tc>
+        <w:tc>
+          <w:tcPr>
+            <w:tcW w:type="dxa" w:w="2948"/>
+            <w:vAlign w:val="center"/>
+            <w:shd w:val="clear" w:color="auto" w:fill="F2F5F9"/>
+          </w:tcPr>
+          <w:p>
+            <w:pPr>
+              <w:spacing w:after="0" w:before="0" w:line="264" w:lineRule="auto"/>
+              <w:jc w:val="left"/>
+            </w:pPr>
+            <w:r>
+              <w:rPr>
+                <w:rFonts w:ascii="Calibri" w:hAnsi="Calibri" w:eastAsia="宋体"/>
+                <w:b w:val="0"/>
+                <w:sz w:val="17"/>
+              </w:rPr>
+              <w:t>740.0 / 741.0 counts/g</w:t>
+            </w:r>
+          </w:p>
+        </w:tc>
+        <w:tc>
+          <w:tcPr>
+            <w:tcW w:type="dxa" w:w="4309"/>
+            <w:vAlign w:val="center"/>
+            <w:shd w:val="clear" w:color="auto" w:fill="F2F5F9"/>
+          </w:tcPr>
+          <w:p>
+            <w:pPr>
+              <w:spacing w:after="0" w:before="0" w:line="264" w:lineRule="auto"/>
+              <w:jc w:val="left"/>
+            </w:pPr>
+            <w:r>
+              <w:rPr>
+                <w:rFonts w:ascii="Calibri" w:hAnsi="Calibri" w:eastAsia="宋体"/>
+                <w:b w:val="0"/>
+                <w:sz w:val="17"/>
+              </w:rPr>
+              <w:t>50g 与 100g 两点，偏差 0.14%</w:t>
+            </w:r>
+          </w:p>
+        </w:tc>
+      </w:tr>
+      <w:tr>
+        <w:trPr>
+          <w:cantSplit w:val="true"/>
+        </w:trPr>
+        <w:tc>
+          <w:tcPr>
+            <w:tcW w:type="dxa" w:w="2381"/>
+            <w:vAlign w:val="center"/>
+          </w:tcPr>
+          <w:p>
+            <w:pPr>
+              <w:spacing w:after="0" w:before="0" w:line="264" w:lineRule="auto"/>
+              <w:jc w:val="left"/>
+            </w:pPr>
+            <w:r>
+              <w:rPr>
+                <w:rFonts w:ascii="Calibri" w:hAnsi="Calibri" w:eastAsia="宋体"/>
+                <w:b/>
+                <w:sz w:val="17"/>
+              </w:rPr>
+              <w:t>五点复核</w:t>
+            </w:r>
+          </w:p>
+        </w:tc>
+        <w:tc>
+          <w:tcPr>
+            <w:tcW w:type="dxa" w:w="2948"/>
+            <w:vAlign w:val="center"/>
+          </w:tcPr>
+          <w:p>
+            <w:pPr>
+              <w:spacing w:after="0" w:before="0" w:line="264" w:lineRule="auto"/>
+              <w:jc w:val="left"/>
+            </w:pPr>
+            <w:r>
+              <w:rPr>
+                <w:rFonts w:ascii="Calibri" w:hAnsi="Calibri" w:eastAsia="宋体"/>
+                <w:b w:val="0"/>
+                <w:sz w:val="17"/>
+              </w:rPr>
+              <w:t>5/10/50/105 g 全过，偏差 ≤±0.1 g</w:t>
+            </w:r>
+          </w:p>
+        </w:tc>
+        <w:tc>
+          <w:tcPr>
+            <w:tcW w:type="dxa" w:w="4309"/>
+            <w:vAlign w:val="center"/>
+          </w:tcPr>
+          <w:p>
+            <w:pPr>
+              <w:spacing w:after="0" w:before="0" w:line="264" w:lineRule="auto"/>
+              <w:jc w:val="left"/>
+            </w:pPr>
+            <w:r>
+              <w:rPr>
+                <w:rFonts w:ascii="Calibri" w:hAnsi="Calibri" w:eastAsia="宋体"/>
+                <w:b w:val="0"/>
+                <w:sz w:val="17"/>
+              </w:rPr>
+              <w:t>指标 ±2 g，余量 20 倍</w:t>
+            </w:r>
+          </w:p>
+        </w:tc>
+      </w:tr>
+      <w:tr>
+        <w:trPr>
+          <w:cantSplit w:val="true"/>
+        </w:trPr>
+        <w:tc>
+          <w:tcPr>
+            <w:tcW w:type="dxa" w:w="2381"/>
+            <w:vAlign w:val="center"/>
+            <w:shd w:val="clear" w:color="auto" w:fill="F2F5F9"/>
+          </w:tcPr>
+          <w:p>
+            <w:pPr>
+              <w:spacing w:after="0" w:before="0" w:line="264" w:lineRule="auto"/>
+              <w:jc w:val="left"/>
+            </w:pPr>
+            <w:r>
+              <w:rPr>
+                <w:rFonts w:ascii="Calibri" w:hAnsi="Calibri" w:eastAsia="宋体"/>
+                <w:b/>
+                <w:sz w:val="17"/>
+              </w:rPr>
+              <w:t>系统采用值</w:t>
+            </w:r>
+          </w:p>
+        </w:tc>
+        <w:tc>
+          <w:tcPr>
+            <w:tcW w:type="dxa" w:w="2948"/>
+            <w:vAlign w:val="center"/>
+            <w:shd w:val="clear" w:color="auto" w:fill="F2F5F9"/>
+          </w:tcPr>
+          <w:p>
+            <w:pPr>
+              <w:spacing w:after="0" w:before="0" w:line="264" w:lineRule="auto"/>
+              <w:jc w:val="left"/>
+            </w:pPr>
+            <w:r>
+              <w:rPr>
+                <w:rFonts w:ascii="Calibri" w:hAnsi="Calibri" w:eastAsia="宋体"/>
+                <w:b w:val="0"/>
+                <w:sz w:val="17"/>
+              </w:rPr>
+              <w:t>741.6 counts/g</w:t>
+            </w:r>
+          </w:p>
+        </w:tc>
+        <w:tc>
+          <w:tcPr>
+            <w:tcW w:type="dxa" w:w="4309"/>
+            <w:vAlign w:val="center"/>
+            <w:shd w:val="clear" w:color="auto" w:fill="F2F5F9"/>
+          </w:tcPr>
+          <w:p>
+            <w:pPr>
+              <w:spacing w:after="0" w:before="0" w:line="264" w:lineRule="auto"/>
+              <w:jc w:val="left"/>
+            </w:pPr>
+            <w:r>
+              <w:rPr>
+                <w:rFonts w:ascii="Calibri" w:hAnsi="Calibri" w:eastAsia="宋体"/>
+                <w:b w:val="0"/>
+                <w:sz w:val="17"/>
+              </w:rPr>
+              <w:t>按复测 -0.1 g 微调（742.35×0.999）</w:t>
+            </w:r>
+          </w:p>
+        </w:tc>
+      </w:tr>
+    </w:tbl>
+    <w:tbl>
+      <w:tblPr>
+        <w:tblW w:type="auto" w:w="0"/>
+        <w:jc w:val="center"/>
+        <w:tblLook w:firstColumn="1" w:firstRow="1" w:lastColumn="0" w:lastRow="0" w:noHBand="0" w:noVBand="1" w:val="04A0"/>
+        <w:tblBorders>
+          <w:top w:val="single" w:sz="8" w:space="0" w:color="BF8F00"/>
+          <w:left w:val="single" w:sz="8" w:space="0" w:color="BF8F00"/>
+          <w:bottom w:val="single" w:sz="8" w:space="0" w:color="BF8F00"/>
+          <w:right w:val="single" w:sz="8" w:space="0" w:color="BF8F00"/>
+        </w:tblBorders>
+        <w:tblLayout w:type="fixed"/>
+        <w:tblCellMar>
+          <w:top w:w="90" w:type="dxa"/>
+          <w:left w:w="140" w:type="dxa"/>
+          <w:bottom w:w="90" w:type="dxa"/>
+          <w:right w:w="140" w:type="dxa"/>
+        </w:tblCellMar>
+        <w:tblLayout w:type="fixed"/>
+      </w:tblPr>
+      <w:tblGrid>
+        <w:gridCol w:w="9639"/>
+      </w:tblGrid>
+      <w:tr>
+        <w:tc>
+          <w:tcPr>
+            <w:tcW w:type="dxa" w:w="9638"/>
+            <w:shd w:val="clear" w:color="auto" w:fill="FFF6DC"/>
+          </w:tcPr>
+          <w:p>
+            <w:pPr>
+              <w:spacing w:after="40"/>
+            </w:pPr>
+            <w:r>
+              <w:rPr>
+                <w:rFonts w:ascii="Calibri" w:hAnsi="Calibri" w:eastAsia="黑体"/>
+                <w:b/>
+                <w:color w:val="7F5F00"/>
+                <w:sz w:val="19"/>
+              </w:rPr>
+              <w:t>复标说明</w:t>
+            </w:r>
+          </w:p>
+          <w:p>
+            <w:pPr>
+              <w:spacing w:after="20" w:line="276" w:lineRule="auto"/>
+            </w:pPr>
+            <w:r>
+              <w:rPr>
+                <w:rFonts w:ascii="Calibri" w:hAnsi="Calibri" w:eastAsia="宋体"/>
+                <w:sz w:val="19"/>
+              </w:rPr>
+              <w:t>RAW 逐级实录（OLED 屏读）：空秤 765400±100 → 放 50g 约 802400（+37000）→</w:t>
+            </w:r>
+          </w:p>
+          <w:p>
+            <w:pPr>
+              <w:spacing w:after="20" w:line="276" w:lineRule="auto"/>
+            </w:pPr>
+            <w:r>
+              <w:rPr>
+                <w:rFonts w:ascii="Calibri" w:hAnsi="Calibri" w:eastAsia="宋体"/>
+                <w:sz w:val="19"/>
+              </w:rPr>
+              <w:t>取下 765200（回零偏差 200 counts ≈ ±0.27g）→ 放 100g 约 839500（+74100）。</w:t>
+            </w:r>
+          </w:p>
+          <w:p>
+            <w:pPr>
+              <w:spacing w:after="20" w:line="276" w:lineRule="auto"/>
+            </w:pPr>
+            <w:r>
+              <w:rPr>
+                <w:rFonts w:ascii="Calibri" w:hAnsi="Calibri" w:eastAsia="宋体"/>
+                <w:sz w:val="19"/>
+              </w:rPr>
+              <w:t>±0.1 g 已是 0.1g 显示分辨率的最小一格，到达噪声地板，不再追调。</w:t>
+            </w:r>
+          </w:p>
+          <w:p>
+            <w:pPr>
+              <w:spacing w:after="20" w:line="276" w:lineRule="auto"/>
+            </w:pPr>
+            <w:r>
+              <w:rPr>
+                <w:rFonts w:ascii="Calibri" w:hAnsi="Calibri" w:eastAsia="宋体"/>
+                <w:sz w:val="19"/>
+              </w:rPr>
+              <w:t>★ 装盒/打板后机械结构改变，系数一定变化（10-24 水标 802 → 重装后 742 就是实证），必须重标。</w:t>
+            </w:r>
+          </w:p>
+        </w:tc>
+      </w:tr>
+    </w:tbl>
+    <w:p>
+      <w:pPr>
+        <w:spacing w:after="40"/>
+      </w:pPr>
+    </w:p>
+    <w:p>
+      <w:pPr>
         <w:pStyle w:val="Heading1"/>
       </w:pPr>
       <w:r>
@@ -3049,6 +4680,405 @@
           </w:p>
         </w:tc>
       </w:tr>
+      <w:tr>
+        <w:trPr>
+          <w:cantSplit w:val="true"/>
+        </w:trPr>
+        <w:tc>
+          <w:tcPr>
+            <w:tcW w:type="dxa" w:w="2381"/>
+            <w:vAlign w:val="center"/>
+            <w:shd w:val="clear" w:color="auto" w:fill="F2F5F9"/>
+          </w:tcPr>
+          <w:p>
+            <w:pPr>
+              <w:spacing w:after="0" w:before="0" w:line="264" w:lineRule="auto"/>
+              <w:jc w:val="left"/>
+            </w:pPr>
+            <w:r>
+              <w:rPr>
+                <w:rFonts w:ascii="Calibri" w:hAnsi="Calibri" w:eastAsia="宋体"/>
+                <w:b/>
+                <w:sz w:val="16"/>
+              </w:rPr>
+              <w:t>标定屏 W 显示 1130 g（10-27）</w:t>
+            </w:r>
+          </w:p>
+        </w:tc>
+        <w:tc>
+          <w:tcPr>
+            <w:tcW w:type="dxa" w:w="4195"/>
+            <w:vAlign w:val="center"/>
+            <w:shd w:val="clear" w:color="auto" w:fill="F2F5F9"/>
+          </w:tcPr>
+          <w:p>
+            <w:pPr>
+              <w:spacing w:after="0" w:before="0" w:line="264" w:lineRule="auto"/>
+              <w:jc w:val="left"/>
+            </w:pPr>
+            <w:r>
+              <w:rPr>
+                <w:rFonts w:ascii="Calibri" w:hAnsi="Calibri" w:eastAsia="宋体"/>
+                <w:b w:val="0"/>
+                <w:sz w:val="16"/>
+              </w:rPr>
+              <w:t>11_calib 自己算的零点没喂给驱动，hx711_grams 内 offset=0，W=raw/K</w:t>
+            </w:r>
+          </w:p>
+        </w:tc>
+        <w:tc>
+          <w:tcPr>
+            <w:tcW w:type="dxa" w:w="3061"/>
+            <w:vAlign w:val="center"/>
+            <w:shd w:val="clear" w:color="auto" w:fill="F2F5F9"/>
+          </w:tcPr>
+          <w:p>
+            <w:pPr>
+              <w:spacing w:after="0" w:before="0" w:line="264" w:lineRule="auto"/>
+              <w:jc w:val="left"/>
+            </w:pPr>
+            <w:r>
+              <w:rPr>
+                <w:rFonts w:ascii="Calibri" w:hAnsi="Calibri" w:eastAsia="宋体"/>
+                <w:b w:val="0"/>
+                <w:sz w:val="16"/>
+              </w:rPr>
+              <w:t>新增 hx711_set_offset()，KEY1 后喂入</w:t>
+            </w:r>
+          </w:p>
+        </w:tc>
+      </w:tr>
+      <w:tr>
+        <w:trPr>
+          <w:cantSplit w:val="true"/>
+        </w:trPr>
+        <w:tc>
+          <w:tcPr>
+            <w:tcW w:type="dxa" w:w="2381"/>
+            <w:vAlign w:val="center"/>
+          </w:tcPr>
+          <w:p>
+            <w:pPr>
+              <w:spacing w:after="0" w:before="0" w:line="264" w:lineRule="auto"/>
+              <w:jc w:val="left"/>
+            </w:pPr>
+            <w:r>
+              <w:rPr>
+                <w:rFonts w:ascii="Calibri" w:hAnsi="Calibri" w:eastAsia="宋体"/>
+                <w:b/>
+                <w:sz w:val="16"/>
+              </w:rPr>
+              <w:t>K1 面板「待机」显示成「机」（10-27）</w:t>
+            </w:r>
+          </w:p>
+        </w:tc>
+        <w:tc>
+          <w:tcPr>
+            <w:tcW w:type="dxa" w:w="4195"/>
+            <w:vAlign w:val="center"/>
+          </w:tcPr>
+          <w:p>
+            <w:pPr>
+              <w:spacing w:after="0" w:before="0" w:line="264" w:lineRule="auto"/>
+              <w:jc w:val="left"/>
+            </w:pPr>
+            <w:r>
+              <w:rPr>
+                <w:rFonts w:ascii="Calibri" w:hAnsi="Calibri" w:eastAsia="宋体"/>
+                <w:b w:val="0"/>
+                <w:sz w:val="16"/>
+              </w:rPr>
+              <w:t>「待」不在 86 字字库字表里</w:t>
+            </w:r>
+          </w:p>
+        </w:tc>
+        <w:tc>
+          <w:tcPr>
+            <w:tcW w:type="dxa" w:w="3061"/>
+            <w:vAlign w:val="center"/>
+          </w:tcPr>
+          <w:p>
+            <w:pPr>
+              <w:spacing w:after="0" w:before="0" w:line="264" w:lineRule="auto"/>
+              <w:jc w:val="left"/>
+            </w:pPr>
+            <w:r>
+              <w:rPr>
+                <w:rFonts w:ascii="Calibri" w:hAnsi="Calibri" w:eastAsia="宋体"/>
+                <w:b w:val="0"/>
+                <w:sz w:val="16"/>
+              </w:rPr>
+              <w:t>gen_cnfont.py 补「待/慢」重新生成（88 字）</w:t>
+            </w:r>
+          </w:p>
+        </w:tc>
+      </w:tr>
+      <w:tr>
+        <w:trPr>
+          <w:cantSplit w:val="true"/>
+        </w:trPr>
+        <w:tc>
+          <w:tcPr>
+            <w:tcW w:type="dxa" w:w="2381"/>
+            <w:vAlign w:val="center"/>
+            <w:shd w:val="clear" w:color="auto" w:fill="F2F5F9"/>
+          </w:tcPr>
+          <w:p>
+            <w:pPr>
+              <w:spacing w:after="0" w:before="0" w:line="264" w:lineRule="auto"/>
+              <w:jc w:val="left"/>
+            </w:pPr>
+            <w:r>
+              <w:rPr>
+                <w:rFonts w:ascii="Calibri" w:hAnsi="Calibri" w:eastAsia="宋体"/>
+                <w:b/>
+                <w:sz w:val="16"/>
+              </w:rPr>
+              <w:t>K3 全无响应（10-27）</w:t>
+            </w:r>
+          </w:p>
+        </w:tc>
+        <w:tc>
+          <w:tcPr>
+            <w:tcW w:type="dxa" w:w="4195"/>
+            <w:vAlign w:val="center"/>
+            <w:shd w:val="clear" w:color="auto" w:fill="F2F5F9"/>
+          </w:tcPr>
+          <w:p>
+            <w:pPr>
+              <w:spacing w:after="0" w:before="0" w:line="264" w:lineRule="auto"/>
+              <w:jc w:val="left"/>
+            </w:pPr>
+            <w:r>
+              <w:rPr>
+                <w:rFonts w:ascii="Calibri" w:hAnsi="Calibri" w:eastAsia="宋体"/>
+                <w:b w:val="0"/>
+                <w:sz w:val="16"/>
+              </w:rPr>
+              <w:t>key3_pressed() 内部是消费型 key_get_event(3)，先调它把事件吃掉</w:t>
+            </w:r>
+          </w:p>
+        </w:tc>
+        <w:tc>
+          <w:tcPr>
+            <w:tcW w:type="dxa" w:w="3061"/>
+            <w:vAlign w:val="center"/>
+            <w:shd w:val="clear" w:color="auto" w:fill="F2F5F9"/>
+          </w:tcPr>
+          <w:p>
+            <w:pPr>
+              <w:spacing w:after="0" w:before="0" w:line="264" w:lineRule="auto"/>
+              <w:jc w:val="left"/>
+            </w:pPr>
+            <w:r>
+              <w:rPr>
+                <w:rFonts w:ascii="Calibri" w:hAnsi="Calibri" w:eastAsia="宋体"/>
+                <w:b w:val="0"/>
+                <w:sz w:val="16"/>
+              </w:rPr>
+              <w:t>K3 只读一次存 e3 全篇复用（外部 AI 定位修复）</w:t>
+            </w:r>
+          </w:p>
+        </w:tc>
+      </w:tr>
+      <w:tr>
+        <w:trPr>
+          <w:cantSplit w:val="true"/>
+        </w:trPr>
+        <w:tc>
+          <w:tcPr>
+            <w:tcW w:type="dxa" w:w="2381"/>
+            <w:vAlign w:val="center"/>
+          </w:tcPr>
+          <w:p>
+            <w:pPr>
+              <w:spacing w:after="0" w:before="0" w:line="264" w:lineRule="auto"/>
+              <w:jc w:val="left"/>
+            </w:pPr>
+            <w:r>
+              <w:rPr>
+                <w:rFonts w:ascii="Calibri" w:hAnsi="Calibri" w:eastAsia="宋体"/>
+                <w:b/>
+                <w:sz w:val="16"/>
+              </w:rPr>
+              <w:t>标定程序按键不灵敏（10-27）</w:t>
+            </w:r>
+          </w:p>
+        </w:tc>
+        <w:tc>
+          <w:tcPr>
+            <w:tcW w:type="dxa" w:w="4195"/>
+            <w:vAlign w:val="center"/>
+          </w:tcPr>
+          <w:p>
+            <w:pPr>
+              <w:spacing w:after="0" w:before="0" w:line="264" w:lineRule="auto"/>
+              <w:jc w:val="left"/>
+            </w:pPr>
+            <w:r>
+              <w:rPr>
+                <w:rFonts w:ascii="Calibri" w:hAnsi="Calibri" w:eastAsia="宋体"/>
+                <w:b w:val="0"/>
+                <w:sz w:val="16"/>
+              </w:rPr>
+              <w:t>主循环阻塞等 HX711（约100ms）+ 每200ms整屏刷新</w:t>
+            </w:r>
+          </w:p>
+        </w:tc>
+        <w:tc>
+          <w:tcPr>
+            <w:tcW w:type="dxa" w:w="3061"/>
+            <w:vAlign w:val="center"/>
+          </w:tcPr>
+          <w:p>
+            <w:pPr>
+              <w:spacing w:after="0" w:before="0" w:line="264" w:lineRule="auto"/>
+              <w:jc w:val="left"/>
+            </w:pPr>
+            <w:r>
+              <w:rPr>
+                <w:rFonts w:ascii="Calibri" w:hAnsi="Calibri" w:eastAsia="宋体"/>
+                <w:b w:val="0"/>
+                <w:sz w:val="16"/>
+              </w:rPr>
+              <w:t>非阻塞就绪采样 + 逐页刷新</w:t>
+            </w:r>
+          </w:p>
+        </w:tc>
+      </w:tr>
+      <w:tr>
+        <w:trPr>
+          <w:cantSplit w:val="true"/>
+        </w:trPr>
+        <w:tc>
+          <w:tcPr>
+            <w:tcW w:type="dxa" w:w="2381"/>
+            <w:vAlign w:val="center"/>
+            <w:shd w:val="clear" w:color="auto" w:fill="F2F5F9"/>
+          </w:tcPr>
+          <w:p>
+            <w:pPr>
+              <w:spacing w:after="0" w:before="0" w:line="264" w:lineRule="auto"/>
+              <w:jc w:val="left"/>
+            </w:pPr>
+            <w:r>
+              <w:rPr>
+                <w:rFonts w:ascii="Calibri" w:hAnsi="Calibri" w:eastAsia="宋体"/>
+                <w:b/>
+                <w:sz w:val="16"/>
+              </w:rPr>
+              <w:t>报警蜂鸣太吵（10-27）</w:t>
+            </w:r>
+          </w:p>
+        </w:tc>
+        <w:tc>
+          <w:tcPr>
+            <w:tcW w:type="dxa" w:w="4195"/>
+            <w:vAlign w:val="center"/>
+            <w:shd w:val="clear" w:color="auto" w:fill="F2F5F9"/>
+          </w:tcPr>
+          <w:p>
+            <w:pPr>
+              <w:spacing w:after="0" w:before="0" w:line="264" w:lineRule="auto"/>
+              <w:jc w:val="left"/>
+            </w:pPr>
+            <w:r>
+              <w:rPr>
+                <w:rFonts w:ascii="Calibri" w:hAnsi="Calibri" w:eastAsia="宋体"/>
+                <w:b w:val="0"/>
+                <w:sz w:val="16"/>
+              </w:rPr>
+              <w:t>进入报警持续响 3 秒</w:t>
+            </w:r>
+          </w:p>
+        </w:tc>
+        <w:tc>
+          <w:tcPr>
+            <w:tcW w:type="dxa" w:w="3061"/>
+            <w:vAlign w:val="center"/>
+            <w:shd w:val="clear" w:color="auto" w:fill="F2F5F9"/>
+          </w:tcPr>
+          <w:p>
+            <w:pPr>
+              <w:spacing w:after="0" w:before="0" w:line="264" w:lineRule="auto"/>
+              <w:jc w:val="left"/>
+            </w:pPr>
+            <w:r>
+              <w:rPr>
+                <w:rFonts w:ascii="Calibri" w:hAnsi="Calibri" w:eastAsia="宋体"/>
+                <w:b w:val="0"/>
+                <w:sz w:val="16"/>
+              </w:rPr>
+              <w:t>改 3 声短促哔（120ms×3，AL_BEEP_COUNT 可配）</w:t>
+            </w:r>
+          </w:p>
+        </w:tc>
+      </w:tr>
+      <w:tr>
+        <w:trPr>
+          <w:cantSplit w:val="true"/>
+        </w:trPr>
+        <w:tc>
+          <w:tcPr>
+            <w:tcW w:type="dxa" w:w="2381"/>
+            <w:vAlign w:val="center"/>
+          </w:tcPr>
+          <w:p>
+            <w:pPr>
+              <w:spacing w:after="0" w:before="0" w:line="264" w:lineRule="auto"/>
+              <w:jc w:val="left"/>
+            </w:pPr>
+            <w:r>
+              <w:rPr>
+                <w:rFonts w:ascii="Calibri" w:hAnsi="Calibri" w:eastAsia="宋体"/>
+                <w:b/>
+                <w:sz w:val="16"/>
+              </w:rPr>
+              <w:t>温度时有时无（10-27）</w:t>
+            </w:r>
+          </w:p>
+        </w:tc>
+        <w:tc>
+          <w:tcPr>
+            <w:tcW w:type="dxa" w:w="4195"/>
+            <w:vAlign w:val="center"/>
+          </w:tcPr>
+          <w:p>
+            <w:pPr>
+              <w:spacing w:after="0" w:before="0" w:line="264" w:lineRule="auto"/>
+              <w:jc w:val="left"/>
+            </w:pPr>
+            <w:r>
+              <w:rPr>
+                <w:rFonts w:ascii="Calibri" w:hAnsi="Calibri" w:eastAsia="宋体"/>
+                <w:b w:val="0"/>
+                <w:sz w:val="16"/>
+              </w:rPr>
+              <w:t>探头 DQ 线接触不良（硬件）；1-Wire 无中断保护</w:t>
+            </w:r>
+          </w:p>
+        </w:tc>
+        <w:tc>
+          <w:tcPr>
+            <w:tcW w:type="dxa" w:w="3061"/>
+            <w:vAlign w:val="center"/>
+          </w:tcPr>
+          <w:p>
+            <w:pPr>
+              <w:spacing w:after="0" w:before="0" w:line="264" w:lineRule="auto"/>
+              <w:jc w:val="left"/>
+            </w:pPr>
+            <w:r>
+              <w:rPr>
+                <w:rFonts w:ascii="Calibri" w:hAnsi="Calibri" w:eastAsia="宋体"/>
+                <w:b w:val="0"/>
+                <w:sz w:val="16"/>
+              </w:rPr>
+              <w:t>重插探头线；ds18b20 start/read 全程关中断</w:t>
+            </w:r>
+          </w:p>
+        </w:tc>
+      </w:tr>
     </w:tbl>
     <w:p>
       <w:pPr>
@@ -3178,7 +5208,7 @@
                 <w:b/>
                 <w:sz w:val="17"/>
               </w:rPr>
-              <w:t>红外数滴</w:t>
+              <w:t>滴速整机联调</w:t>
             </w:r>
           </w:p>
         </w:tc>
@@ -3198,7 +5228,7 @@
                 <w:b w:val="0"/>
                 <w:sz w:val="17"/>
               </w:rPr>
-              <w:t>传感器未到货</w:t>
+              <w:t>红外已接入，开机自检+电平监测通过</w:t>
             </w:r>
           </w:p>
         </w:tc>
@@ -3218,7 +5248,7 @@
                 <w:b w:val="0"/>
                 <w:sz w:val="17"/>
               </w:rPr>
-              <w:t>到货后烧 07_drop 验证计数与滴速</w:t>
+              <w:t>整机跑滴速计数 + App 显示联调</w:t>
             </w:r>
           </w:p>
         </w:tc>
@@ -3244,7 +5274,7 @@
                 <w:b/>
                 <w:sz w:val="17"/>
               </w:rPr>
-              <w:t>称重 ±2 g</w:t>
+              <w:t>称重</w:t>
             </w:r>
           </w:p>
         </w:tc>
@@ -3265,7 +5295,7 @@
                 <w:b w:val="0"/>
                 <w:sz w:val="17"/>
               </w:rPr>
-              <w:t>当前偏小 2.0%（基准含容器）</w:t>
+              <w:t>✅ 已达标 ±0.1g（2026-10-27 砝码标定）</w:t>
             </w:r>
           </w:p>
         </w:tc>
@@ -3286,7 +5316,7 @@
                 <w:b w:val="0"/>
                 <w:sz w:val="17"/>
               </w:rPr>
-              <w:t>砝码到货后按公式复标</w:t>
+              <w:t>打板装盒后必须重标（机械状态改变会变系数）</w:t>
             </w:r>
           </w:p>
         </w:tc>
@@ -3311,7 +5341,7 @@
                 <w:b/>
                 <w:sz w:val="17"/>
               </w:rPr>
-              <w:t>滴速过快报警</w:t>
+              <w:t>PCB 打样</w:t>
             </w:r>
           </w:p>
         </w:tc>
@@ -3331,7 +5361,7 @@
                 <w:b w:val="0"/>
                 <w:sz w:val="17"/>
               </w:rPr>
-              <w:t>依赖红外输入</w:t>
+              <w:t>已布完线，DRC 0 错误</w:t>
             </w:r>
           </w:p>
         </w:tc>
@@ -3351,7 +5381,7 @@
                 <w:b w:val="0"/>
                 <w:sz w:val="17"/>
               </w:rPr>
-              <w:t>红外到位后一并验证</w:t>
+              <w:t>待打样后复测</w:t>
             </w:r>
           </w:p>
         </w:tc>
@@ -3377,7 +5407,7 @@
                 <w:b/>
                 <w:sz w:val="17"/>
               </w:rPr>
-              <w:t>PCB 打样</w:t>
+              <w:t>云平台/小程序（C3）</w:t>
             </w:r>
           </w:p>
         </w:tc>
@@ -3398,7 +5428,7 @@
                 <w:b w:val="0"/>
                 <w:sz w:val="17"/>
               </w:rPr>
-              <w:t>已布完线，DRC 0 错误</w:t>
+              <w:t>局域网 TCP 已稳</w:t>
             </w:r>
           </w:p>
         </w:tc>
@@ -3419,7 +5449,7 @@
                 <w:b w:val="0"/>
                 <w:sz w:val="17"/>
               </w:rPr>
-              <w:t>待打样后复测</w:t>
+              <w:t>上云需切 report_mqtt.c（约 2~3 天），决策未定</w:t>
             </w:r>
           </w:p>
         </w:tc>
@@ -3449,7 +5479,7 @@
         <w:color w:val="606B75"/>
         <w:sz w:val="16"/>
       </w:rPr>
-      <w:t xml:space="preserve">502 输液状态监测装置 · 测试记录 v1.0   ·   第 </w:t>
+      <w:t xml:space="preserve">502 输液状态监测装置 · 测试记录 v1.1   ·   第 </w:t>
     </w:r>
     <w:r>
       <w:rPr>
